--- a/tracked_scripts/u1/m2/exitcheck/Module 2 - Teacher Reviewed Script (comparison reference).docx
+++ b/tracked_scripts/u1/m2/exitcheck/Module 2 - Teacher Reviewed Script (comparison reference).docx
@@ -113,6 +113,48 @@
           <w:i w:val="0"/>
         </w:rPr>
         <w:t>• 1.4.3 Can't Create Fractional Symbols (TERTIARY) — Misconception #3</w:t>
+      </w:r>
+    </w:p>
+    <w:p>
+      <w:pPr>
+        <w:spacing w:before="120" w:after="40"/>
+      </w:pPr>
+      <w:r>
+        <w:rPr>
+          <w:rFonts w:ascii="Calibri" w:hAnsi="Calibri"/>
+          <w:b/>
+          <w:i w:val="0"/>
+        </w:rPr>
+        <w:t xml:space="preserve">Building From: </w:t>
+      </w:r>
+      <w:r>
+        <w:rPr>
+          <w:rFonts w:ascii="Calibri" w:hAnsi="Calibri"/>
+          <w:b w:val="0"/>
+          <w:i w:val="0"/>
+        </w:rPr>
+        <w:t>Students read picture graphs and bar graphs with 1:1 scale. They understand that "the KEY shows the SCALE" and practiced "scale of 1" language. They can solve "how many more/fewer" problems by subtracting and "in all" problems by adding. They understand both horizontal and vertical orientations.</w:t>
+      </w:r>
+    </w:p>
+    <w:p>
+      <w:pPr>
+        <w:spacing w:before="40" w:after="40"/>
+      </w:pPr>
+      <w:r>
+        <w:rPr>
+          <w:rFonts w:ascii="Calibri" w:hAnsi="Calibri"/>
+          <w:b/>
+          <w:i w:val="0"/>
+        </w:rPr>
+        <w:t xml:space="preserve">Building Toward: </w:t>
+      </w:r>
+      <w:r>
+        <w:rPr>
+          <w:rFonts w:ascii="Calibri" w:hAnsi="Calibri"/>
+          <w:b w:val="0"/>
+          <w:i w:val="0"/>
+        </w:rPr>
+        <w:t>Students will apply their understanding of "each symbol \= multiple items" to scale of 5\. The grouping concept (groups of 2 → groups of 5\) and half-symbol understanding transfer directly. Skip-counting connection becomes more explicit. ---</w:t>
       </w:r>
     </w:p>
     <w:p>
@@ -231,7 +273,7 @@
           <w:b/>
           <w:i w:val="0"/>
         </w:rPr>
-        <w:t xml:space="preserve">• Options:  </w:t>
+        <w:t xml:space="preserve">• Answer option (optional):  </w:t>
       </w:r>
       <w:r>
         <w:rPr>
@@ -241,7 +283,7 @@
           <w:color w:val="6E6E6E"/>
           <w:sz w:val="19"/>
         </w:rPr>
-        <w:t>The available answer choices</w:t>
+        <w:t>The available answer choice, nested under Prompt</w:t>
       </w:r>
     </w:p>
     <w:p>
@@ -382,9 +424,7 @@
         <w:rPr>
           <w:rFonts w:ascii="Calibri" w:hAnsi="Calibri"/>
           <w:b/>
-          <w:i/>
-          <w:color w:val="6E6E6E"/>
-          <w:sz w:val="19"/>
+          <w:i w:val="0"/>
         </w:rPr>
         <w:t xml:space="preserve">Visual: </w:t>
       </w:r>
@@ -392,9 +432,7 @@
         <w:rPr>
           <w:rFonts w:ascii="Calibri" w:hAnsi="Calibri"/>
           <w:b w:val="0"/>
-          <w:i/>
-          <w:color w:val="6E6E6E"/>
-          <w:sz w:val="19"/>
+          <w:i w:val="0"/>
         </w:rPr>
         <w:t>Vertical picture graph appears showing Favorite Sports data. Soccer has 4 stars (8 votes), Basketball has 3 stars (6 votes), Baseball has 5 stars (10 votes), Tennis has 2 stars (4 votes). Key displays: Each ⭐ = 2 votes.</w:t>
       </w:r>
@@ -408,9 +446,7 @@
         <w:rPr>
           <w:rFonts w:ascii="Calibri" w:hAnsi="Calibri"/>
           <w:b/>
-          <w:i/>
-          <w:color w:val="6E6E6E"/>
-          <w:sz w:val="19"/>
+          <w:i w:val="0"/>
         </w:rPr>
         <w:t xml:space="preserve">Visual: </w:t>
       </w:r>
@@ -418,9 +454,7 @@
         <w:rPr>
           <w:rFonts w:ascii="Calibri" w:hAnsi="Calibri"/>
           <w:b w:val="0"/>
-          <w:i/>
-          <w:color w:val="6E6E6E"/>
-          <w:sz w:val="19"/>
+          <w:i w:val="0"/>
         </w:rPr>
         <w:t>Data table appears alongside graph showing Favorite Sports values: Soccer 8, Basketball 6, Baseball 10, Tennis 4.</w:t>
       </w:r>
@@ -549,7 +583,21 @@
     </w:p>
     <w:p>
       <w:pPr>
-        <w:spacing w:before="60" w:after="20"/>
+        <w:spacing w:before="80" w:after="40"/>
+        <w:ind w:left="0"/>
+      </w:pPr>
+      <w:r>
+        <w:rPr>
+          <w:rFonts w:ascii="Calibri" w:hAnsi="Calibri"/>
+          <w:b/>
+          <w:i w:val="0"/>
+        </w:rPr>
+        <w:t>Based on student response:</w:t>
+      </w:r>
+    </w:p>
+    <w:p>
+      <w:pPr>
+        <w:spacing w:before="40" w:after="20"/>
         <w:ind w:left="0"/>
       </w:pPr>
       <w:r>
@@ -594,8 +642,8 @@
     </w:p>
     <w:p>
       <w:pPr>
-        <w:spacing w:before="60" w:after="20"/>
-        <w:ind w:left="432"/>
+        <w:spacing w:before="40" w:after="20"/>
+        <w:ind w:left="0"/>
       </w:pPr>
       <w:r>
         <w:rPr>
@@ -618,15 +666,13 @@
     <w:p>
       <w:pPr>
         <w:spacing w:before="20" w:after="20"/>
-        <w:ind w:left="720"/>
+        <w:ind w:left="0"/>
       </w:pPr>
       <w:r>
         <w:rPr>
           <w:rFonts w:ascii="Calibri" w:hAnsi="Calibri"/>
           <w:b/>
-          <w:i/>
-          <w:color w:val="6E6E6E"/>
-          <w:sz w:val="19"/>
+          <w:i w:val="0"/>
         </w:rPr>
         <w:t xml:space="preserve">Visual: </w:t>
       </w:r>
@@ -634,9 +680,7 @@
         <w:rPr>
           <w:rFonts w:ascii="Calibri" w:hAnsi="Calibri"/>
           <w:b w:val="0"/>
-          <w:i/>
-          <w:color w:val="6E6E6E"/>
-          <w:sz w:val="19"/>
+          <w:i w:val="0"/>
         </w:rPr>
         <w:t>Highlight Soccer, Basketball, Baseball, Tennis on picture_graph_sports</w:t>
       </w:r>
@@ -644,7 +688,7 @@
     <w:p>
       <w:pPr>
         <w:spacing w:before="20" w:after="20"/>
-        <w:ind w:left="720"/>
+        <w:ind w:left="0"/>
       </w:pPr>
       <w:r>
         <w:rPr>
@@ -665,8 +709,8 @@
     </w:p>
     <w:p>
       <w:pPr>
-        <w:spacing w:before="60" w:after="20"/>
-        <w:ind w:left="432"/>
+        <w:spacing w:before="40" w:after="20"/>
+        <w:ind w:left="0"/>
       </w:pPr>
       <w:r>
         <w:rPr>
@@ -689,15 +733,13 @@
     <w:p>
       <w:pPr>
         <w:spacing w:before="20" w:after="20"/>
-        <w:ind w:left="720"/>
+        <w:ind w:left="0"/>
       </w:pPr>
       <w:r>
         <w:rPr>
           <w:rFonts w:ascii="Calibri" w:hAnsi="Calibri"/>
           <w:b/>
-          <w:i/>
-          <w:color w:val="6E6E6E"/>
-          <w:sz w:val="19"/>
+          <w:i w:val="0"/>
         </w:rPr>
         <w:t xml:space="preserve">Visual: </w:t>
       </w:r>
@@ -705,9 +747,7 @@
         <w:rPr>
           <w:rFonts w:ascii="Calibri" w:hAnsi="Calibri"/>
           <w:b w:val="0"/>
-          <w:i/>
-          <w:color w:val="6E6E6E"/>
-          <w:sz w:val="19"/>
+          <w:i w:val="0"/>
         </w:rPr>
         <w:t>Key highlights.</w:t>
       </w:r>
@@ -715,7 +755,7 @@
     <w:p>
       <w:pPr>
         <w:spacing w:before="20" w:after="20"/>
-        <w:ind w:left="720"/>
+        <w:ind w:left="0"/>
       </w:pPr>
       <w:r>
         <w:rPr>
@@ -736,8 +776,8 @@
     </w:p>
     <w:p>
       <w:pPr>
-        <w:spacing w:before="60" w:after="20"/>
-        <w:ind w:left="432"/>
+        <w:spacing w:before="40" w:after="20"/>
+        <w:ind w:left="0"/>
       </w:pPr>
       <w:r>
         <w:rPr>
@@ -760,15 +800,13 @@
     <w:p>
       <w:pPr>
         <w:spacing w:before="20" w:after="20"/>
-        <w:ind w:left="720"/>
+        <w:ind w:left="0"/>
       </w:pPr>
       <w:r>
         <w:rPr>
           <w:rFonts w:ascii="Calibri" w:hAnsi="Calibri"/>
           <w:b/>
-          <w:i/>
-          <w:color w:val="6E6E6E"/>
-          <w:sz w:val="19"/>
+          <w:i w:val="0"/>
         </w:rPr>
         <w:t xml:space="preserve">Visual: </w:t>
       </w:r>
@@ -776,9 +814,7 @@
         <w:rPr>
           <w:rFonts w:ascii="Calibri" w:hAnsi="Calibri"/>
           <w:b w:val="0"/>
-          <w:i/>
-          <w:color w:val="6E6E6E"/>
-          <w:sz w:val="19"/>
+          <w:i w:val="0"/>
         </w:rPr>
         <w:t>Highlight Soccer, Basketball, Baseball, Tennis on picture_graph_sports</w:t>
       </w:r>
@@ -786,7 +822,7 @@
     <w:p>
       <w:pPr>
         <w:spacing w:before="20" w:after="20"/>
-        <w:ind w:left="720"/>
+        <w:ind w:left="0"/>
       </w:pPr>
       <w:r>
         <w:rPr>
@@ -807,8 +843,8 @@
     </w:p>
     <w:p>
       <w:pPr>
-        <w:spacing w:before="60" w:after="20"/>
-        <w:ind w:left="432"/>
+        <w:spacing w:before="40" w:after="20"/>
+        <w:ind w:left="0"/>
       </w:pPr>
       <w:r>
         <w:rPr>
@@ -831,15 +867,13 @@
     <w:p>
       <w:pPr>
         <w:spacing w:before="20" w:after="20"/>
-        <w:ind w:left="720"/>
+        <w:ind w:left="0"/>
       </w:pPr>
       <w:r>
         <w:rPr>
           <w:rFonts w:ascii="Calibri" w:hAnsi="Calibri"/>
           <w:b/>
-          <w:i/>
-          <w:color w:val="6E6E6E"/>
-          <w:sz w:val="19"/>
+          <w:i w:val="0"/>
         </w:rPr>
         <w:t xml:space="preserve">Visual: </w:t>
       </w:r>
@@ -847,9 +881,7 @@
         <w:rPr>
           <w:rFonts w:ascii="Calibri" w:hAnsi="Calibri"/>
           <w:b w:val="0"/>
-          <w:i/>
-          <w:color w:val="6E6E6E"/>
-          <w:sz w:val="19"/>
+          <w:i w:val="0"/>
         </w:rPr>
         <w:t>Key pulses to show 'Each ⭐ = 2 votes', then one symbol in Soccer row highlights to demonstrate it represents 2 votes</w:t>
       </w:r>
@@ -857,7 +889,7 @@
     <w:p>
       <w:pPr>
         <w:spacing w:before="20" w:after="20"/>
-        <w:ind w:left="720"/>
+        <w:ind w:left="0"/>
       </w:pPr>
       <w:r>
         <w:rPr>
@@ -894,9 +926,7 @@
         <w:rPr>
           <w:rFonts w:ascii="Calibri" w:hAnsi="Calibri"/>
           <w:b/>
-          <w:i/>
-          <w:color w:val="6E6E6E"/>
-          <w:sz w:val="19"/>
+          <w:i w:val="0"/>
         </w:rPr>
         <w:t xml:space="preserve">Visual: </w:t>
       </w:r>
@@ -904,9 +934,7 @@
         <w:rPr>
           <w:rFonts w:ascii="Calibri" w:hAnsi="Calibri"/>
           <w:b w:val="0"/>
-          <w:i/>
-          <w:color w:val="6E6E6E"/>
-          <w:sz w:val="19"/>
+          <w:i w:val="0"/>
         </w:rPr>
         <w:t>Data table updates showing Stickers Collected: Emma 9, Liam 12, Ava 7, Noah 10. Mix of even and odd values. Scale of 2.</w:t>
       </w:r>
@@ -1035,7 +1063,21 @@
     </w:p>
     <w:p>
       <w:pPr>
-        <w:spacing w:before="60" w:after="20"/>
+        <w:spacing w:before="80" w:after="40"/>
+        <w:ind w:left="0"/>
+      </w:pPr>
+      <w:r>
+        <w:rPr>
+          <w:rFonts w:ascii="Calibri" w:hAnsi="Calibri"/>
+          <w:b/>
+          <w:i w:val="0"/>
+        </w:rPr>
+        <w:t>Based on student response:</w:t>
+      </w:r>
+    </w:p>
+    <w:p>
+      <w:pPr>
+        <w:spacing w:before="40" w:after="20"/>
         <w:ind w:left="0"/>
       </w:pPr>
       <w:r>
@@ -1080,8 +1122,8 @@
     </w:p>
     <w:p>
       <w:pPr>
-        <w:spacing w:before="60" w:after="20"/>
-        <w:ind w:left="432"/>
+        <w:spacing w:before="40" w:after="20"/>
+        <w:ind w:left="0"/>
       </w:pPr>
       <w:r>
         <w:rPr>
@@ -1104,15 +1146,13 @@
     <w:p>
       <w:pPr>
         <w:spacing w:before="20" w:after="20"/>
-        <w:ind w:left="720"/>
+        <w:ind w:left="0"/>
       </w:pPr>
       <w:r>
         <w:rPr>
           <w:rFonts w:ascii="Calibri" w:hAnsi="Calibri"/>
           <w:b/>
-          <w:i/>
-          <w:color w:val="6E6E6E"/>
-          <w:sz w:val="19"/>
+          <w:i w:val="0"/>
         </w:rPr>
         <w:t xml:space="preserve">Visual: </w:t>
       </w:r>
@@ -1120,9 +1160,7 @@
         <w:rPr>
           <w:rFonts w:ascii="Calibri" w:hAnsi="Calibri"/>
           <w:b w:val="0"/>
-          <w:i/>
-          <w:color w:val="6E6E6E"/>
-          <w:sz w:val="19"/>
+          <w:i w:val="0"/>
         </w:rPr>
         <w:t>Highlight Emma on data_table</w:t>
       </w:r>
@@ -1130,7 +1168,7 @@
     <w:p>
       <w:pPr>
         <w:spacing w:before="20" w:after="20"/>
-        <w:ind w:left="720"/>
+        <w:ind w:left="0"/>
       </w:pPr>
       <w:r>
         <w:rPr>
@@ -1151,8 +1189,8 @@
     </w:p>
     <w:p>
       <w:pPr>
-        <w:spacing w:before="60" w:after="20"/>
-        <w:ind w:left="432"/>
+        <w:spacing w:before="40" w:after="20"/>
+        <w:ind w:left="0"/>
       </w:pPr>
       <w:r>
         <w:rPr>
@@ -1175,15 +1213,13 @@
     <w:p>
       <w:pPr>
         <w:spacing w:before="20" w:after="20"/>
-        <w:ind w:left="720"/>
+        <w:ind w:left="0"/>
       </w:pPr>
       <w:r>
         <w:rPr>
           <w:rFonts w:ascii="Calibri" w:hAnsi="Calibri"/>
           <w:b/>
-          <w:i/>
-          <w:color w:val="6E6E6E"/>
-          <w:sz w:val="19"/>
+          <w:i w:val="0"/>
         </w:rPr>
         <w:t xml:space="preserve">Visual: </w:t>
       </w:r>
@@ -1191,9 +1227,7 @@
         <w:rPr>
           <w:rFonts w:ascii="Calibri" w:hAnsi="Calibri"/>
           <w:b w:val="0"/>
-          <w:i/>
-          <w:color w:val="6E6E6E"/>
-          <w:sz w:val="19"/>
+          <w:i w:val="0"/>
         </w:rPr>
         <w:t>Highlight Emma on data_table</w:t>
       </w:r>
@@ -1201,7 +1235,7 @@
     <w:p>
       <w:pPr>
         <w:spacing w:before="20" w:after="20"/>
-        <w:ind w:left="720"/>
+        <w:ind w:left="0"/>
       </w:pPr>
       <w:r>
         <w:rPr>
@@ -1222,8 +1256,8 @@
     </w:p>
     <w:p>
       <w:pPr>
-        <w:spacing w:before="60" w:after="20"/>
-        <w:ind w:left="432"/>
+        <w:spacing w:before="40" w:after="20"/>
+        <w:ind w:left="0"/>
       </w:pPr>
       <w:r>
         <w:rPr>
@@ -1246,15 +1280,13 @@
     <w:p>
       <w:pPr>
         <w:spacing w:before="20" w:after="20"/>
-        <w:ind w:left="720"/>
+        <w:ind w:left="0"/>
       </w:pPr>
       <w:r>
         <w:rPr>
           <w:rFonts w:ascii="Calibri" w:hAnsi="Calibri"/>
           <w:b/>
-          <w:i/>
-          <w:color w:val="6E6E6E"/>
-          <w:sz w:val="19"/>
+          <w:i w:val="0"/>
         </w:rPr>
         <w:t xml:space="preserve">Visual: </w:t>
       </w:r>
@@ -1262,9 +1294,7 @@
         <w:rPr>
           <w:rFonts w:ascii="Calibri" w:hAnsi="Calibri"/>
           <w:b w:val="0"/>
-          <w:i/>
-          <w:color w:val="6E6E6E"/>
-          <w:sz w:val="19"/>
+          <w:i w:val="0"/>
         </w:rPr>
         <w:t>Highlight Emma on data_table and the key showing scale of 2</w:t>
       </w:r>
@@ -1272,7 +1302,7 @@
     <w:p>
       <w:pPr>
         <w:spacing w:before="20" w:after="20"/>
-        <w:ind w:left="720"/>
+        <w:ind w:left="0"/>
       </w:pPr>
       <w:r>
         <w:rPr>
@@ -1293,8 +1323,8 @@
     </w:p>
     <w:p>
       <w:pPr>
-        <w:spacing w:before="60" w:after="20"/>
-        <w:ind w:left="432"/>
+        <w:spacing w:before="40" w:after="20"/>
+        <w:ind w:left="0"/>
       </w:pPr>
       <w:r>
         <w:rPr>
@@ -1317,15 +1347,13 @@
     <w:p>
       <w:pPr>
         <w:spacing w:before="20" w:after="20"/>
-        <w:ind w:left="720"/>
+        <w:ind w:left="0"/>
       </w:pPr>
       <w:r>
         <w:rPr>
           <w:rFonts w:ascii="Calibri" w:hAnsi="Calibri"/>
           <w:b/>
-          <w:i/>
-          <w:color w:val="6E6E6E"/>
-          <w:sz w:val="19"/>
+          <w:i w:val="0"/>
         </w:rPr>
         <w:t xml:space="preserve">Visual: </w:t>
       </w:r>
@@ -1333,9 +1361,7 @@
         <w:rPr>
           <w:rFonts w:ascii="Calibri" w:hAnsi="Calibri"/>
           <w:b w:val="0"/>
-          <w:i/>
-          <w:color w:val="6E6E6E"/>
-          <w:sz w:val="19"/>
+          <w:i w:val="0"/>
         </w:rPr>
         <w:t>System demonstrates calculating symbols for 9: 4 full symbols show 8, plus half-symbol shows 1 more</w:t>
       </w:r>
@@ -1343,7 +1369,7 @@
     <w:p>
       <w:pPr>
         <w:spacing w:before="20" w:after="20"/>
-        <w:ind w:left="720"/>
+        <w:ind w:left="0"/>
       </w:pPr>
       <w:r>
         <w:rPr>
@@ -1380,9 +1406,7 @@
         <w:rPr>
           <w:rFonts w:ascii="Calibri" w:hAnsi="Calibri"/>
           <w:b/>
-          <w:i/>
-          <w:color w:val="6E6E6E"/>
-          <w:sz w:val="19"/>
+          <w:i w:val="0"/>
         </w:rPr>
         <w:t xml:space="preserve">Visual: </w:t>
       </w:r>
@@ -1390,9 +1414,7 @@
         <w:rPr>
           <w:rFonts w:ascii="Calibri" w:hAnsi="Calibri"/>
           <w:b w:val="0"/>
-          <w:i/>
-          <w:color w:val="6E6E6E"/>
-          <w:sz w:val="19"/>
+          <w:i w:val="0"/>
         </w:rPr>
         <w:t>Data table showing Stickers Collected: Emma 9, Liam 12, Ava 7, Noah 10. Mix of even and odd values.</w:t>
       </w:r>
@@ -1406,9 +1428,7 @@
         <w:rPr>
           <w:rFonts w:ascii="Calibri" w:hAnsi="Calibri"/>
           <w:b/>
-          <w:i/>
-          <w:color w:val="6E6E6E"/>
-          <w:sz w:val="19"/>
+          <w:i w:val="0"/>
         </w:rPr>
         <w:t xml:space="preserve">Visual: </w:t>
       </w:r>
@@ -1416,9 +1436,7 @@
         <w:rPr>
           <w:rFonts w:ascii="Calibri" w:hAnsi="Calibri"/>
           <w:b w:val="0"/>
-          <w:i/>
-          <w:color w:val="6E6E6E"/>
-          <w:sz w:val="19"/>
+          <w:i w:val="0"/>
         </w:rPr>
         <w:t>Empty picture graph template appears for student creation. Scale of 2. Emma (4.5 symbols), Liam (6 symbols), and Noah (5 symbols) already placed. Ava row is empty, awaiting student placement.</w:t>
       </w:r>
@@ -1491,7 +1509,21 @@
     </w:p>
     <w:p>
       <w:pPr>
-        <w:spacing w:before="60" w:after="20"/>
+        <w:spacing w:before="80" w:after="40"/>
+        <w:ind w:left="0"/>
+      </w:pPr>
+      <w:r>
+        <w:rPr>
+          <w:rFonts w:ascii="Calibri" w:hAnsi="Calibri"/>
+          <w:b/>
+          <w:i w:val="0"/>
+        </w:rPr>
+        <w:t>Based on student response:</w:t>
+      </w:r>
+    </w:p>
+    <w:p>
+      <w:pPr>
+        <w:spacing w:before="40" w:after="20"/>
         <w:ind w:left="0"/>
       </w:pPr>
       <w:r>
@@ -1521,9 +1553,7 @@
         <w:rPr>
           <w:rFonts w:ascii="Calibri" w:hAnsi="Calibri"/>
           <w:b/>
-          <w:i/>
-          <w:color w:val="6E6E6E"/>
-          <w:sz w:val="19"/>
+          <w:i w:val="0"/>
         </w:rPr>
         <w:t xml:space="preserve">Visual: </w:t>
       </w:r>
@@ -1531,9 +1561,7 @@
         <w:rPr>
           <w:rFonts w:ascii="Calibri" w:hAnsi="Calibri"/>
           <w:b w:val="0"/>
-          <w:i/>
-          <w:color w:val="6E6E6E"/>
-          <w:sz w:val="19"/>
+          <w:i w:val="0"/>
         </w:rPr>
         <w:t>Ava row now shows 3 full symbols and 1 half-symbol. Graph complete.</w:t>
       </w:r>
@@ -1562,8 +1590,8 @@
     </w:p>
     <w:p>
       <w:pPr>
-        <w:spacing w:before="60" w:after="20"/>
-        <w:ind w:left="432"/>
+        <w:spacing w:before="40" w:after="20"/>
+        <w:ind w:left="0"/>
       </w:pPr>
       <w:r>
         <w:rPr>
@@ -1586,7 +1614,7 @@
     <w:p>
       <w:pPr>
         <w:spacing w:before="20" w:after="20"/>
-        <w:ind w:left="720"/>
+        <w:ind w:left="0"/>
       </w:pPr>
       <w:r>
         <w:rPr>
@@ -1607,8 +1635,8 @@
     </w:p>
     <w:p>
       <w:pPr>
-        <w:spacing w:before="60" w:after="20"/>
-        <w:ind w:left="432"/>
+        <w:spacing w:before="40" w:after="20"/>
+        <w:ind w:left="0"/>
       </w:pPr>
       <w:r>
         <w:rPr>
@@ -1631,15 +1659,13 @@
     <w:p>
       <w:pPr>
         <w:spacing w:before="20" w:after="20"/>
-        <w:ind w:left="720"/>
+        <w:ind w:left="0"/>
       </w:pPr>
       <w:r>
         <w:rPr>
           <w:rFonts w:ascii="Calibri" w:hAnsi="Calibri"/>
           <w:b/>
-          <w:i/>
-          <w:color w:val="6E6E6E"/>
-          <w:sz w:val="19"/>
+          <w:i w:val="0"/>
         </w:rPr>
         <w:t xml:space="preserve">Visual: </w:t>
       </w:r>
@@ -1647,9 +1673,7 @@
         <w:rPr>
           <w:rFonts w:ascii="Calibri" w:hAnsi="Calibri"/>
           <w:b w:val="0"/>
-          <w:i/>
-          <w:color w:val="6E6E6E"/>
-          <w:sz w:val="19"/>
+          <w:i w:val="0"/>
         </w:rPr>
         <w:t>Highlight Ava on data_table and the key showing scale of 2</w:t>
       </w:r>
@@ -1657,7 +1681,7 @@
     <w:p>
       <w:pPr>
         <w:spacing w:before="20" w:after="20"/>
-        <w:ind w:left="720"/>
+        <w:ind w:left="0"/>
       </w:pPr>
       <w:r>
         <w:rPr>
@@ -1678,8 +1702,8 @@
     </w:p>
     <w:p>
       <w:pPr>
-        <w:spacing w:before="60" w:after="20"/>
-        <w:ind w:left="432"/>
+        <w:spacing w:before="40" w:after="20"/>
+        <w:ind w:left="0"/>
       </w:pPr>
       <w:r>
         <w:rPr>
@@ -1702,15 +1726,13 @@
     <w:p>
       <w:pPr>
         <w:spacing w:before="20" w:after="20"/>
-        <w:ind w:left="720"/>
+        <w:ind w:left="0"/>
       </w:pPr>
       <w:r>
         <w:rPr>
           <w:rFonts w:ascii="Calibri" w:hAnsi="Calibri"/>
           <w:b/>
-          <w:i/>
-          <w:color w:val="6E6E6E"/>
-          <w:sz w:val="19"/>
+          <w:i w:val="0"/>
         </w:rPr>
         <w:t xml:space="preserve">Visual: </w:t>
       </w:r>
@@ -1718,9 +1740,7 @@
         <w:rPr>
           <w:rFonts w:ascii="Calibri" w:hAnsi="Calibri"/>
           <w:b w:val="0"/>
-          <w:i/>
-          <w:color w:val="6E6E6E"/>
-          <w:sz w:val="19"/>
+          <w:i w:val="0"/>
         </w:rPr>
         <w:t>System places 3 full symbols and 1 half-symbol in Ava's row, demonstrating the correct placement for 7 stickers with a scale of 2</w:t>
       </w:r>
@@ -1728,7 +1748,7 @@
     <w:p>
       <w:pPr>
         <w:spacing w:before="20" w:after="20"/>
-        <w:ind w:left="720"/>
+        <w:ind w:left="0"/>
       </w:pPr>
       <w:r>
         <w:rPr>
@@ -1765,9 +1785,7 @@
         <w:rPr>
           <w:rFonts w:ascii="Calibri" w:hAnsi="Calibri"/>
           <w:b/>
-          <w:i/>
-          <w:color w:val="6E6E6E"/>
-          <w:sz w:val="19"/>
+          <w:i w:val="0"/>
         </w:rPr>
         <w:t xml:space="preserve">Visual: </w:t>
       </w:r>
@@ -1775,9 +1793,7 @@
         <w:rPr>
           <w:rFonts w:ascii="Calibri" w:hAnsi="Calibri"/>
           <w:b w:val="0"/>
-          <w:i/>
-          <w:color w:val="6E6E6E"/>
-          <w:sz w:val="19"/>
+          <w:i w:val="0"/>
         </w:rPr>
         <w:t>Completed picture graph appears showing How Students Get to School. Bus has 4 symbols (8 students), Walk has 4.5 symbols (9 students), Car has 3 symbols (6 students), Bike has 3.5 symbols (7 students). Key visible: Each 🚌 = 2 students.</w:t>
       </w:r>
@@ -1791,9 +1807,7 @@
         <w:rPr>
           <w:rFonts w:ascii="Calibri" w:hAnsi="Calibri"/>
           <w:b/>
-          <w:i/>
-          <w:color w:val="6E6E6E"/>
-          <w:sz w:val="19"/>
+          <w:i w:val="0"/>
         </w:rPr>
         <w:t xml:space="preserve">Visual: </w:t>
       </w:r>
@@ -1801,9 +1815,7 @@
         <w:rPr>
           <w:rFonts w:ascii="Calibri" w:hAnsi="Calibri"/>
           <w:b w:val="0"/>
-          <w:i/>
-          <w:color w:val="6E6E6E"/>
-          <w:sz w:val="19"/>
+          <w:i w:val="0"/>
         </w:rPr>
         <w:t>Remove picture_graph_stickers_create</w:t>
       </w:r>
@@ -1932,7 +1944,21 @@
     </w:p>
     <w:p>
       <w:pPr>
-        <w:spacing w:before="60" w:after="20"/>
+        <w:spacing w:before="80" w:after="40"/>
+        <w:ind w:left="0"/>
+      </w:pPr>
+      <w:r>
+        <w:rPr>
+          <w:rFonts w:ascii="Calibri" w:hAnsi="Calibri"/>
+          <w:b/>
+          <w:i w:val="0"/>
+        </w:rPr>
+        <w:t>Based on student response:</w:t>
+      </w:r>
+    </w:p>
+    <w:p>
+      <w:pPr>
+        <w:spacing w:before="40" w:after="20"/>
         <w:ind w:left="0"/>
       </w:pPr>
       <w:r>
@@ -1977,8 +2003,8 @@
     </w:p>
     <w:p>
       <w:pPr>
-        <w:spacing w:before="60" w:after="20"/>
-        <w:ind w:left="432"/>
+        <w:spacing w:before="40" w:after="20"/>
+        <w:ind w:left="0"/>
       </w:pPr>
       <w:r>
         <w:rPr>
@@ -2001,15 +2027,13 @@
     <w:p>
       <w:pPr>
         <w:spacing w:before="20" w:after="20"/>
-        <w:ind w:left="720"/>
+        <w:ind w:left="0"/>
       </w:pPr>
       <w:r>
         <w:rPr>
           <w:rFonts w:ascii="Calibri" w:hAnsi="Calibri"/>
           <w:b/>
-          <w:i/>
-          <w:color w:val="6E6E6E"/>
-          <w:sz w:val="19"/>
+          <w:i w:val="0"/>
         </w:rPr>
         <w:t xml:space="preserve">Visual: </w:t>
       </w:r>
@@ -2017,9 +2041,7 @@
         <w:rPr>
           <w:rFonts w:ascii="Calibri" w:hAnsi="Calibri"/>
           <w:b w:val="0"/>
-          <w:i/>
-          <w:color w:val="6E6E6E"/>
-          <w:sz w:val="19"/>
+          <w:i w:val="0"/>
         </w:rPr>
         <w:t>Highlight Bus on picture_graph_bus</w:t>
       </w:r>
@@ -2027,7 +2049,7 @@
     <w:p>
       <w:pPr>
         <w:spacing w:before="20" w:after="20"/>
-        <w:ind w:left="720"/>
+        <w:ind w:left="0"/>
       </w:pPr>
       <w:r>
         <w:rPr>
@@ -2048,8 +2070,8 @@
     </w:p>
     <w:p>
       <w:pPr>
-        <w:spacing w:before="60" w:after="20"/>
-        <w:ind w:left="432"/>
+        <w:spacing w:before="40" w:after="20"/>
+        <w:ind w:left="0"/>
       </w:pPr>
       <w:r>
         <w:rPr>
@@ -2072,15 +2094,13 @@
     <w:p>
       <w:pPr>
         <w:spacing w:before="20" w:after="20"/>
-        <w:ind w:left="720"/>
+        <w:ind w:left="0"/>
       </w:pPr>
       <w:r>
         <w:rPr>
           <w:rFonts w:ascii="Calibri" w:hAnsi="Calibri"/>
           <w:b/>
-          <w:i/>
-          <w:color w:val="6E6E6E"/>
-          <w:sz w:val="19"/>
+          <w:i w:val="0"/>
         </w:rPr>
         <w:t xml:space="preserve">Visual: </w:t>
       </w:r>
@@ -2088,9 +2108,7 @@
         <w:rPr>
           <w:rFonts w:ascii="Calibri" w:hAnsi="Calibri"/>
           <w:b w:val="0"/>
-          <w:i/>
-          <w:color w:val="6E6E6E"/>
-          <w:sz w:val="19"/>
+          <w:i w:val="0"/>
         </w:rPr>
         <w:t>Highlight Bus on picture_graph_bus</w:t>
       </w:r>
@@ -2098,7 +2116,7 @@
     <w:p>
       <w:pPr>
         <w:spacing w:before="20" w:after="20"/>
-        <w:ind w:left="720"/>
+        <w:ind w:left="0"/>
       </w:pPr>
       <w:r>
         <w:rPr>
@@ -2119,8 +2137,8 @@
     </w:p>
     <w:p>
       <w:pPr>
-        <w:spacing w:before="60" w:after="20"/>
-        <w:ind w:left="432"/>
+        <w:spacing w:before="40" w:after="20"/>
+        <w:ind w:left="0"/>
       </w:pPr>
       <w:r>
         <w:rPr>
@@ -2143,15 +2161,13 @@
     <w:p>
       <w:pPr>
         <w:spacing w:before="20" w:after="20"/>
-        <w:ind w:left="720"/>
+        <w:ind w:left="0"/>
       </w:pPr>
       <w:r>
         <w:rPr>
           <w:rFonts w:ascii="Calibri" w:hAnsi="Calibri"/>
           <w:b/>
-          <w:i/>
-          <w:color w:val="6E6E6E"/>
-          <w:sz w:val="19"/>
+          <w:i w:val="0"/>
         </w:rPr>
         <w:t xml:space="preserve">Visual: </w:t>
       </w:r>
@@ -2159,9 +2175,7 @@
         <w:rPr>
           <w:rFonts w:ascii="Calibri" w:hAnsi="Calibri"/>
           <w:b w:val="0"/>
-          <w:i/>
-          <w:color w:val="6E6E6E"/>
-          <w:sz w:val="19"/>
+          <w:i w:val="0"/>
         </w:rPr>
         <w:t>Highlight Bus on picture_graph_bus</w:t>
       </w:r>
@@ -2169,7 +2183,7 @@
     <w:p>
       <w:pPr>
         <w:spacing w:before="20" w:after="20"/>
-        <w:ind w:left="720"/>
+        <w:ind w:left="0"/>
       </w:pPr>
       <w:r>
         <w:rPr>
@@ -2190,8 +2204,8 @@
     </w:p>
     <w:p>
       <w:pPr>
-        <w:spacing w:before="60" w:after="20"/>
-        <w:ind w:left="432"/>
+        <w:spacing w:before="40" w:after="20"/>
+        <w:ind w:left="0"/>
       </w:pPr>
       <w:r>
         <w:rPr>
@@ -2214,15 +2228,13 @@
     <w:p>
       <w:pPr>
         <w:spacing w:before="20" w:after="20"/>
-        <w:ind w:left="720"/>
+        <w:ind w:left="0"/>
       </w:pPr>
       <w:r>
         <w:rPr>
           <w:rFonts w:ascii="Calibri" w:hAnsi="Calibri"/>
           <w:b/>
-          <w:i/>
-          <w:color w:val="6E6E6E"/>
-          <w:sz w:val="19"/>
+          <w:i w:val="0"/>
         </w:rPr>
         <w:t xml:space="preserve">Visual: </w:t>
       </w:r>
@@ -2230,9 +2242,7 @@
         <w:rPr>
           <w:rFonts w:ascii="Calibri" w:hAnsi="Calibri"/>
           <w:b w:val="0"/>
-          <w:i/>
-          <w:color w:val="6E6E6E"/>
-          <w:sz w:val="19"/>
+          <w:i w:val="0"/>
         </w:rPr>
         <w:t>System highlights Bus row. System highlights key. Each symbol pulses as counted by 2s: 2, 4, 6, 8 students.</w:t>
       </w:r>
@@ -2240,7 +2250,7 @@
     <w:p>
       <w:pPr>
         <w:spacing w:before="20" w:after="20"/>
-        <w:ind w:left="720"/>
+        <w:ind w:left="0"/>
       </w:pPr>
       <w:r>
         <w:rPr>
@@ -2299,9 +2309,7 @@
         <w:rPr>
           <w:rFonts w:ascii="Calibri" w:hAnsi="Calibri"/>
           <w:b/>
-          <w:i/>
-          <w:color w:val="6E6E6E"/>
-          <w:sz w:val="19"/>
+          <w:i w:val="0"/>
         </w:rPr>
         <w:t xml:space="preserve">Visual: </w:t>
       </w:r>
@@ -2309,9 +2317,7 @@
         <w:rPr>
           <w:rFonts w:ascii="Calibri" w:hAnsi="Calibri"/>
           <w:b w:val="0"/>
-          <w:i/>
-          <w:color w:val="6E6E6E"/>
-          <w:sz w:val="19"/>
+          <w:i w:val="0"/>
         </w:rPr>
         <w:t>Remove picture_graph_bus</w:t>
       </w:r>
